--- a/report/10_References.docx
+++ b/report/10_References.docx
@@ -3,9 +3,277 @@
 <w:document xmlns:ve="http://schemas.openxmlformats.org/markup-compatibility/2006" xmlns:o="urn:schemas-microsoft-com:office:office" xmlns:r="http://schemas.openxmlformats.org/officeDocument/2006/relationships" xmlns:m="http://schemas.openxmlformats.org/officeDocument/2006/math" xmlns:v="urn:schemas-microsoft-com:vml" xmlns:wp="http://schemas.openxmlformats.org/drawingml/2006/wordprocessingDrawing" xmlns:w10="urn:schemas-microsoft-com:office:word" xmlns:w="http://schemas.openxmlformats.org/wordprocessingml/2006/main" xmlns:wne="http://schemas.microsoft.com/office/word/2006/wordml">
   <w:body>
     <w:p>
+      <w:pPr>
+        <w:pStyle w:val="Heading1"/>
+      </w:pPr>
       <w:r>
         <w:t>References</w:t>
       </w:r>
+    </w:p>
+    <w:p/>
+    <w:p>
+      <w:pPr>
+        <w:ind w:left="720" w:hanging="720"/>
+      </w:pPr>
+      <w:r>
+        <w:t xml:space="preserve">1. Domino’s Pizza. </w:t>
+      </w:r>
+      <w:proofErr w:type="gramStart"/>
+      <w:r>
+        <w:t>“Our Purpose and Values.”</w:t>
+      </w:r>
+      <w:proofErr w:type="gramEnd"/>
+      <w:r>
+        <w:t xml:space="preserve"> </w:t>
+      </w:r>
+      <w:proofErr w:type="gramStart"/>
+      <w:r>
+        <w:t xml:space="preserve">Domino’s Pizza, </w:t>
+      </w:r>
+      <w:hyperlink r:id="rId4" w:history="1">
+        <w:r>
+          <w:rPr>
+            <w:rStyle w:val="Hyperlink"/>
+          </w:rPr>
+          <w:t>https://biz.dominos.com/about-us/our-purpose-and-values/</w:t>
+        </w:r>
+      </w:hyperlink>
+      <w:r>
+        <w:t>.</w:t>
+      </w:r>
+      <w:proofErr w:type="gramEnd"/>
+      <w:r>
+        <w:t xml:space="preserve"> </w:t>
+      </w:r>
+      <w:proofErr w:type="gramStart"/>
+      <w:r>
+        <w:t>Accessed 19 Oct. 2026.</w:t>
+      </w:r>
+      <w:proofErr w:type="gramEnd"/>
+    </w:p>
+    <w:p>
+      <w:pPr>
+        <w:ind w:left="720" w:hanging="720"/>
+      </w:pPr>
+      <w:r>
+        <w:t xml:space="preserve">2. Domino’s Pizza. </w:t>
+      </w:r>
+      <w:proofErr w:type="gramStart"/>
+      <w:r>
+        <w:t>“Innovations.”</w:t>
+      </w:r>
+      <w:proofErr w:type="gramEnd"/>
+      <w:r>
+        <w:t xml:space="preserve"> </w:t>
+      </w:r>
+      <w:proofErr w:type="gramStart"/>
+      <w:r>
+        <w:t xml:space="preserve">Domino’s Pizza, </w:t>
+      </w:r>
+      <w:hyperlink r:id="rId5" w:history="1">
+        <w:r>
+          <w:rPr>
+            <w:rStyle w:val="Hyperlink"/>
+          </w:rPr>
+          <w:t>https://biz.dominos.com/about-us/innovations/</w:t>
+        </w:r>
+      </w:hyperlink>
+      <w:r>
+        <w:t>.</w:t>
+      </w:r>
+      <w:proofErr w:type="gramEnd"/>
+      <w:r>
+        <w:t xml:space="preserve"> </w:t>
+      </w:r>
+      <w:proofErr w:type="gramStart"/>
+      <w:r>
+        <w:t>Accessed 19 Oct. 2026.</w:t>
+      </w:r>
+      <w:proofErr w:type="gramEnd"/>
+    </w:p>
+    <w:p>
+      <w:pPr>
+        <w:ind w:left="720" w:hanging="720"/>
+      </w:pPr>
+      <w:r>
+        <w:t xml:space="preserve">3. Domino’s Pizza. “Start Your Order.” </w:t>
+      </w:r>
+      <w:proofErr w:type="gramStart"/>
+      <w:r>
+        <w:t xml:space="preserve">Domino’s Pizza, </w:t>
+      </w:r>
+      <w:hyperlink r:id="rId6" w:history="1">
+        <w:r>
+          <w:rPr>
+            <w:rStyle w:val="Hyperlink"/>
+          </w:rPr>
+          <w:t>https://www.dominos.com/?type=order_carryout</w:t>
+        </w:r>
+      </w:hyperlink>
+      <w:r>
+        <w:t>.</w:t>
+      </w:r>
+      <w:proofErr w:type="gramEnd"/>
+      <w:r>
+        <w:t xml:space="preserve"> </w:t>
+      </w:r>
+      <w:proofErr w:type="gramStart"/>
+      <w:r>
+        <w:t>Accessed 19 Oct. 2026.</w:t>
+      </w:r>
+      <w:proofErr w:type="gramEnd"/>
+    </w:p>
+    <w:p>
+      <w:pPr>
+        <w:ind w:left="720" w:hanging="720"/>
+      </w:pPr>
+      <w:r>
+        <w:t xml:space="preserve">4. Domino’s Pizza. </w:t>
+      </w:r>
+      <w:proofErr w:type="gramStart"/>
+      <w:r>
+        <w:t>“Menu.”</w:t>
+      </w:r>
+      <w:proofErr w:type="gramEnd"/>
+      <w:r>
+        <w:t xml:space="preserve"> </w:t>
+      </w:r>
+      <w:proofErr w:type="gramStart"/>
+      <w:r>
+        <w:t xml:space="preserve">Domino’s Pizza, </w:t>
+      </w:r>
+      <w:hyperlink r:id="rId7" w:history="1">
+        <w:r>
+          <w:rPr>
+            <w:rStyle w:val="Hyperlink"/>
+          </w:rPr>
+          <w:t>https://www.dominos.com/menu</w:t>
+        </w:r>
+      </w:hyperlink>
+      <w:r>
+        <w:t>.</w:t>
+      </w:r>
+      <w:proofErr w:type="gramEnd"/>
+      <w:r>
+        <w:t xml:space="preserve"> </w:t>
+      </w:r>
+      <w:proofErr w:type="gramStart"/>
+      <w:r>
+        <w:t>Accessed 19 Oct. 2026.</w:t>
+      </w:r>
+      <w:proofErr w:type="gramEnd"/>
+    </w:p>
+    <w:p>
+      <w:pPr>
+        <w:ind w:left="720" w:hanging="720"/>
+      </w:pPr>
+      <w:r>
+        <w:t xml:space="preserve">5. Domino’s Pizza. “Build Your Pizza Near Me.” </w:t>
+      </w:r>
+      <w:proofErr w:type="gramStart"/>
+      <w:r>
+        <w:t xml:space="preserve">Domino’s Pizza, </w:t>
+      </w:r>
+      <w:hyperlink r:id="rId8" w:history="1">
+        <w:r>
+          <w:rPr>
+            <w:rStyle w:val="Hyperlink"/>
+          </w:rPr>
+          <w:t>https://www.dominos.com/menu/build-your-own</w:t>
+        </w:r>
+      </w:hyperlink>
+      <w:r>
+        <w:t>.</w:t>
+      </w:r>
+      <w:proofErr w:type="gramEnd"/>
+      <w:r>
+        <w:t xml:space="preserve"> </w:t>
+      </w:r>
+      <w:proofErr w:type="gramStart"/>
+      <w:r>
+        <w:t>Accessed 19 Oct. 2026.</w:t>
+      </w:r>
+      <w:proofErr w:type="gramEnd"/>
+    </w:p>
+    <w:p>
+      <w:pPr>
+        <w:ind w:left="720" w:hanging="720"/>
+      </w:pPr>
+      <w:r>
+        <w:t xml:space="preserve">6. Domino’s Pizza. </w:t>
+      </w:r>
+      <w:proofErr w:type="gramStart"/>
+      <w:r>
+        <w:t>“Domino’s Rewards.”</w:t>
+      </w:r>
+      <w:proofErr w:type="gramEnd"/>
+      <w:r>
+        <w:t xml:space="preserve"> </w:t>
+      </w:r>
+      <w:proofErr w:type="gramStart"/>
+      <w:r>
+        <w:t xml:space="preserve">Domino’s Pizza, </w:t>
+      </w:r>
+      <w:hyperlink r:id="rId9" w:history="1">
+        <w:r>
+          <w:rPr>
+            <w:rStyle w:val="Hyperlink"/>
+          </w:rPr>
+          <w:t>https://www.dominos.com/rewards</w:t>
+        </w:r>
+      </w:hyperlink>
+      <w:r>
+        <w:t>.</w:t>
+      </w:r>
+      <w:proofErr w:type="gramEnd"/>
+      <w:r>
+        <w:t xml:space="preserve"> </w:t>
+      </w:r>
+      <w:proofErr w:type="gramStart"/>
+      <w:r>
+        <w:t>Accessed 19 Oct. 2026.</w:t>
+      </w:r>
+      <w:proofErr w:type="gramEnd"/>
+    </w:p>
+    <w:p>
+      <w:pPr>
+        <w:ind w:left="720" w:hanging="720"/>
+      </w:pPr>
+      <w:r>
+        <w:t xml:space="preserve">7. Domino’s Pizza. </w:t>
+      </w:r>
+      <w:proofErr w:type="gramStart"/>
+      <w:r>
+        <w:t>“Order Tracker.”</w:t>
+      </w:r>
+      <w:proofErr w:type="gramEnd"/>
+      <w:r>
+        <w:t xml:space="preserve"> </w:t>
+      </w:r>
+      <w:proofErr w:type="gramStart"/>
+      <w:r>
+        <w:t xml:space="preserve">Domino’s Pizza, </w:t>
+      </w:r>
+      <w:hyperlink r:id="rId10" w:history="1">
+        <w:r>
+          <w:rPr>
+            <w:rStyle w:val="Hyperlink"/>
+          </w:rPr>
+          <w:t>https://www.dominos.com/tracker</w:t>
+        </w:r>
+      </w:hyperlink>
+      <w:r>
+        <w:t>.</w:t>
+      </w:r>
+      <w:proofErr w:type="gramEnd"/>
+      <w:r>
+        <w:t xml:space="preserve"> </w:t>
+      </w:r>
+      <w:proofErr w:type="gramStart"/>
+      <w:r>
+        <w:t>Accessed 19 Oct. 2026.</w:t>
+      </w:r>
+      <w:proofErr w:type="gramEnd"/>
     </w:p>
     <w:sectPr>
       <w:pgSz w:w="12240" w:h="15840"/>
@@ -178,6 +446,29 @@
     <w:qFormat/>
     <w:rsid w:val="00CF7D49"/>
   </w:style>
+  <w:style w:type="paragraph" w:styleId="Heading1">
+    <w:name w:val="heading 1"/>
+    <w:basedOn w:val="Normal"/>
+    <w:next w:val="Normal"/>
+    <w:link w:val="Heading1Char"/>
+    <w:uiPriority w:val="9"/>
+    <w:qFormat/>
+    <w:rsid w:val="00BC55C0"/>
+    <w:pPr>
+      <w:keepNext/>
+      <w:keepLines/>
+      <w:spacing w:before="480" w:after="0"/>
+      <w:outlineLvl w:val="0"/>
+    </w:pPr>
+    <w:rPr>
+      <w:rFonts w:asciiTheme="majorHAnsi" w:eastAsiaTheme="majorEastAsia" w:hAnsiTheme="majorHAnsi" w:cstheme="majorBidi"/>
+      <w:b/>
+      <w:bCs/>
+      <w:color w:val="365F91" w:themeColor="accent1" w:themeShade="BF"/>
+      <w:sz w:val="28"/>
+      <w:szCs w:val="28"/>
+    </w:rPr>
+  </w:style>
   <w:style w:type="character" w:default="1" w:styleId="DefaultParagraphFont">
     <w:name w:val="Default Paragraph Font"/>
     <w:uiPriority w:val="1"/>
@@ -205,6 +496,44 @@
     <w:uiPriority w:val="99"/>
     <w:semiHidden/>
     <w:unhideWhenUsed/>
+  </w:style>
+  <w:style w:type="character" w:customStyle="1" w:styleId="Heading1Char">
+    <w:name w:val="Heading 1 Char"/>
+    <w:basedOn w:val="DefaultParagraphFont"/>
+    <w:link w:val="Heading1"/>
+    <w:uiPriority w:val="9"/>
+    <w:rsid w:val="00BC55C0"/>
+    <w:rPr>
+      <w:rFonts w:asciiTheme="majorHAnsi" w:eastAsiaTheme="majorEastAsia" w:hAnsiTheme="majorHAnsi" w:cstheme="majorBidi"/>
+      <w:b/>
+      <w:bCs/>
+      <w:color w:val="365F91" w:themeColor="accent1" w:themeShade="BF"/>
+      <w:sz w:val="28"/>
+      <w:szCs w:val="28"/>
+    </w:rPr>
+  </w:style>
+  <w:style w:type="character" w:styleId="Hyperlink">
+    <w:name w:val="Hyperlink"/>
+    <w:basedOn w:val="DefaultParagraphFont"/>
+    <w:uiPriority w:val="99"/>
+    <w:unhideWhenUsed/>
+    <w:rsid w:val="00BC55C0"/>
+    <w:rPr>
+      <w:color w:val="0000FF" w:themeColor="hyperlink"/>
+      <w:u w:val="single"/>
+    </w:rPr>
+  </w:style>
+  <w:style w:type="character" w:styleId="FollowedHyperlink">
+    <w:name w:val="FollowedHyperlink"/>
+    <w:basedOn w:val="DefaultParagraphFont"/>
+    <w:uiPriority w:val="99"/>
+    <w:semiHidden/>
+    <w:unhideWhenUsed/>
+    <w:rsid w:val="004B71E9"/>
+    <w:rPr>
+      <w:color w:val="800080" w:themeColor="followedHyperlink"/>
+      <w:u w:val="single"/>
+    </w:rPr>
   </w:style>
 </w:styles>
 </file>
